--- a/docs/ТЗ_Конференция_ГОСТ_19.201-78.docx
+++ b/docs/ТЗ_Конференция_ГОСТ_19.201-78.docx
@@ -377,7 +377,7 @@
           <w:sz w:val="28"/>
           <w:szCs w:val="28"/>
         </w:rPr>
-        <w:t xml:space="preserve">Листов 20</w:t>
+        <w:t xml:space="preserve">Листов 33</w:t>
       </w:r>
     </w:p>
     <w:p>
@@ -552,7 +552,7 @@
           <w:sz w:val="28"/>
           <w:szCs w:val="28"/>
         </w:rPr>
-        <w:t xml:space="preserve">Листов 20</w:t>
+        <w:t xml:space="preserve">Листов 33</w:t>
       </w:r>
     </w:p>
     <w:p>
@@ -1401,12 +1401,6 @@
         </w:rPr>
         <w:t xml:space="preserve">СПИСОК ИСПОЛЬЗУЕМЫХ ИСТОЧНИКОВ</w:t>
       </w:r>
-    </w:p>
-    <w:p>
-      <w:pPr>
-        <w:pageBreakBefore/>
-        <w:spacing w:line="360" w:lineRule="auto"/>
-      </w:pPr>
     </w:p>
     <w:p>
       <w:pPr>

--- a/docs/ТЗ_Конференция_ГОСТ_19.201-78.docx
+++ b/docs/ТЗ_Конференция_ГОСТ_19.201-78.docx
@@ -2561,6 +2561,21 @@
           <w:sz w:val="28"/>
           <w:szCs w:val="28"/>
         </w:rPr>
+        <w:t xml:space="preserve">формирование списка рассылки приглашений, сгруппированного по организациям участников, для централизованного направления приглашений в организацию;</w:t>
+      </w:r>
+    </w:p>
+    <w:p>
+      <w:pPr>
+        <w:spacing w:line="360" w:lineRule="auto"/>
+        <w:ind w:firstLine="709"/>
+        <w:jc w:val="both"/>
+      </w:pPr>
+      <w:r>
+        <w:rPr>
+          <w:rFonts w:ascii="Times New Roman" w:hAnsi="Times New Roman" w:cs="Times New Roman"/>
+          <w:sz w:val="28"/>
+          <w:szCs w:val="28"/>
+        </w:rPr>
         <w:t xml:space="preserve">ведение журнала значимых действий с указанием сущности, идентификатора записи, действия, деталей и времени выполнения;</w:t>
       </w:r>
     </w:p>
@@ -2606,6 +2621,21 @@
           <w:sz w:val="28"/>
           <w:szCs w:val="28"/>
         </w:rPr>
+        <w:t xml:space="preserve">Первая версия программы имеет обозначение v0.1.0. Обозначение версии указывается в ответе служебного адреса GET /version, в машиночитаемом описании интерфейса прикладного программирования и совпадает с обозначением версии в репозитории проекта.</w:t>
+      </w:r>
+    </w:p>
+    <w:p>
+      <w:pPr>
+        <w:spacing w:line="360" w:lineRule="auto"/>
+        <w:ind w:firstLine="709"/>
+        <w:jc w:val="both"/>
+      </w:pPr>
+      <w:r>
+        <w:rPr>
+          <w:rFonts w:ascii="Times New Roman" w:hAnsi="Times New Roman" w:cs="Times New Roman"/>
+          <w:sz w:val="28"/>
+          <w:szCs w:val="28"/>
+        </w:rPr>
         <w:t xml:space="preserve">Программа должна реализовывать веб-интерфейс, включающий вкладки «Сводка», «Заявки», «Оргвзносы», «Приглашения», «Гостиница» и «Тезисы». Веб-интерфейс должен формироваться на сервере с использованием шаблонов Jinja2 и обращаться к собственному HTTP API; динамическое поведение интерфейса должно реализовываться на языке JavaScript без применения внешних библиотек.</w:t>
       </w:r>
     </w:p>
@@ -3282,6 +3312,21 @@
           <w:szCs w:val="28"/>
         </w:rPr>
         <w:t xml:space="preserve">GET /api/v1/reports/invitations-queue – отчёт по очереди рассылки, содержащий адрес электронной почты, фамилию, имя и отчество получателя, тему письма, статус приглашения и число попыток отправки.</w:t>
+      </w:r>
+    </w:p>
+    <w:p>
+      <w:pPr>
+        <w:spacing w:line="360" w:lineRule="auto"/>
+        <w:ind w:firstLine="709"/>
+        <w:jc w:val="both"/>
+      </w:pPr>
+      <w:r>
+        <w:rPr>
+          <w:rFonts w:ascii="Times New Roman" w:hAnsi="Times New Roman" w:cs="Times New Roman"/>
+          <w:sz w:val="28"/>
+          <w:szCs w:val="28"/>
+        </w:rPr>
+        <w:t xml:space="preserve">GET /api/v1/reports/mailing-list/{id} – отчёт «список рассылки по организациям»: участники принятых заявок конференции, сгруппированные по организациям, с указанием числа участников и адресов электронной почты.</w:t>
       </w:r>
     </w:p>
     <w:p>
@@ -3585,6 +3630,21 @@
           <w:sz w:val="28"/>
           <w:szCs w:val="28"/>
         </w:rPr>
+        <w:t xml:space="preserve">список рассылки по организациям, пригодный для направления приглашений в организацию одним письмом;</w:t>
+      </w:r>
+    </w:p>
+    <w:p>
+      <w:pPr>
+        <w:spacing w:line="360" w:lineRule="auto"/>
+        <w:ind w:firstLine="709"/>
+        <w:jc w:val="both"/>
+      </w:pPr>
+      <w:r>
+        <w:rPr>
+          <w:rFonts w:ascii="Times New Roman" w:hAnsi="Times New Roman" w:cs="Times New Roman"/>
+          <w:sz w:val="28"/>
+          <w:szCs w:val="28"/>
+        </w:rPr>
         <w:t xml:space="preserve">записи журнала значимых действий;</w:t>
       </w:r>
     </w:p>
@@ -5633,7 +5693,7 @@
           <w:sz w:val="28"/>
           <w:szCs w:val="28"/>
         </w:rPr>
-        <w:t xml:space="preserve">автоматизированное тестирование средствами pytest (52 автоматических теста);</w:t>
+        <w:t xml:space="preserve">автоматизированное тестирование средствами pytest (58 автоматических тестов);</w:t>
       </w:r>
     </w:p>
     <w:p>

--- a/docs/ТЗ_Конференция_ГОСТ_19.201-78.docx
+++ b/docs/ТЗ_Конференция_ГОСТ_19.201-78.docx
@@ -2336,6 +2336,81 @@
           <w:sz w:val="28"/>
           <w:szCs w:val="28"/>
         </w:rPr>
+        <w:t xml:space="preserve">Программа должна обеспечивать разграничение доступа по ролям. Каждой учётной записи назначается одна из четырёх ролей, определяющая доступные действия.</w:t>
+      </w:r>
+    </w:p>
+    <w:p>
+      <w:pPr>
+        <w:spacing w:line="360" w:lineRule="auto"/>
+        <w:ind w:firstLine="709"/>
+        <w:jc w:val="both"/>
+      </w:pPr>
+      <w:r>
+        <w:rPr>
+          <w:rFonts w:ascii="Times New Roman" w:hAnsi="Times New Roman" w:cs="Times New Roman"/>
+          <w:sz w:val="28"/>
+          <w:szCs w:val="28"/>
+        </w:rPr>
+        <w:t xml:space="preserve">Организатор (администратор) – создаёт конференции и секции, управляет участниками, принимает решения по заявкам, контролирует организационные взносы, рассылает приглашения, подтверждает бронирование гостиницы и получает отчёты.</w:t>
+      </w:r>
+    </w:p>
+    <w:p>
+      <w:pPr>
+        <w:spacing w:line="360" w:lineRule="auto"/>
+        <w:ind w:firstLine="709"/>
+        <w:jc w:val="both"/>
+      </w:pPr>
+      <w:r>
+        <w:rPr>
+          <w:rFonts w:ascii="Times New Roman" w:hAnsi="Times New Roman" w:cs="Times New Roman"/>
+          <w:sz w:val="28"/>
+          <w:szCs w:val="28"/>
+        </w:rPr>
+        <w:t xml:space="preserve">Участник (слушатель) – подаёт заявку на участие, указывает потребность в гостинице, оплачивает организационный взнос и просматривает адресованные ему приглашения.</w:t>
+      </w:r>
+    </w:p>
+    <w:p>
+      <w:pPr>
+        <w:spacing w:line="360" w:lineRule="auto"/>
+        <w:ind w:firstLine="709"/>
+        <w:jc w:val="both"/>
+      </w:pPr>
+      <w:r>
+        <w:rPr>
+          <w:rFonts w:ascii="Times New Roman" w:hAnsi="Times New Roman" w:cs="Times New Roman"/>
+          <w:sz w:val="28"/>
+          <w:szCs w:val="28"/>
+        </w:rPr>
+        <w:t xml:space="preserve">Докладчик – обладает возможностями участника и дополнительно подаёт тезисы доклада по своей принятой заявке.</w:t>
+      </w:r>
+    </w:p>
+    <w:p>
+      <w:pPr>
+        <w:spacing w:line="360" w:lineRule="auto"/>
+        <w:ind w:firstLine="709"/>
+        <w:jc w:val="both"/>
+      </w:pPr>
+      <w:r>
+        <w:rPr>
+          <w:rFonts w:ascii="Times New Roman" w:hAnsi="Times New Roman" w:cs="Times New Roman"/>
+          <w:sz w:val="28"/>
+          <w:szCs w:val="28"/>
+        </w:rPr>
+        <w:t xml:space="preserve">Рецензент – получает тезисы на рецензию, выставляет оценку по десятибалльной шкале и оставляет комментарий.</w:t>
+      </w:r>
+    </w:p>
+    <w:p>
+      <w:pPr>
+        <w:spacing w:line="360" w:lineRule="auto"/>
+        <w:ind w:firstLine="709"/>
+        <w:jc w:val="both"/>
+      </w:pPr>
+      <w:r>
+        <w:rPr>
+          <w:rFonts w:ascii="Times New Roman" w:hAnsi="Times New Roman" w:cs="Times New Roman"/>
+          <w:sz w:val="28"/>
+          <w:szCs w:val="28"/>
+        </w:rPr>
         <w:t xml:space="preserve">ведение справочника конференций: создание, чтение, изменение и удаление записей о конференциях;</w:t>
       </w:r>
     </w:p>
@@ -2621,6 +2696,126 @@
           <w:sz w:val="28"/>
           <w:szCs w:val="28"/>
         </w:rPr>
+        <w:t xml:space="preserve">вход пользователя в систему по адресу электронной почты и паролю с созданием сессии;</w:t>
+      </w:r>
+    </w:p>
+    <w:p>
+      <w:pPr>
+        <w:spacing w:line="360" w:lineRule="auto"/>
+        <w:ind w:firstLine="709"/>
+        <w:jc w:val="both"/>
+      </w:pPr>
+      <w:r>
+        <w:rPr>
+          <w:rFonts w:ascii="Times New Roman" w:hAnsi="Times New Roman" w:cs="Times New Roman"/>
+          <w:sz w:val="28"/>
+          <w:szCs w:val="28"/>
+        </w:rPr>
+        <w:t xml:space="preserve">выход пользователя из системы с завершением сессии;</w:t>
+      </w:r>
+    </w:p>
+    <w:p>
+      <w:pPr>
+        <w:spacing w:line="360" w:lineRule="auto"/>
+        <w:ind w:firstLine="709"/>
+        <w:jc w:val="both"/>
+      </w:pPr>
+      <w:r>
+        <w:rPr>
+          <w:rFonts w:ascii="Times New Roman" w:hAnsi="Times New Roman" w:cs="Times New Roman"/>
+          <w:sz w:val="28"/>
+          <w:szCs w:val="28"/>
+        </w:rPr>
+        <w:t xml:space="preserve">хранение паролей только в виде хеша, вычисленного стойким алгоритмом со случайной солью;</w:t>
+      </w:r>
+    </w:p>
+    <w:p>
+      <w:pPr>
+        <w:spacing w:line="360" w:lineRule="auto"/>
+        <w:ind w:firstLine="709"/>
+        <w:jc w:val="both"/>
+      </w:pPr>
+      <w:r>
+        <w:rPr>
+          <w:rFonts w:ascii="Times New Roman" w:hAnsi="Times New Roman" w:cs="Times New Roman"/>
+          <w:sz w:val="28"/>
+          <w:szCs w:val="28"/>
+        </w:rPr>
+        <w:t xml:space="preserve">ограничение срока действия сессии и автоматическое прекращение доступа по его истечении;</w:t>
+      </w:r>
+    </w:p>
+    <w:p>
+      <w:pPr>
+        <w:spacing w:line="360" w:lineRule="auto"/>
+        <w:ind w:firstLine="709"/>
+        <w:jc w:val="both"/>
+      </w:pPr>
+      <w:r>
+        <w:rPr>
+          <w:rFonts w:ascii="Times New Roman" w:hAnsi="Times New Roman" w:cs="Times New Roman"/>
+          <w:sz w:val="28"/>
+          <w:szCs w:val="28"/>
+        </w:rPr>
+        <w:t xml:space="preserve">разграничение доступа к функциям программы в соответствии с ролью пользователя;</w:t>
+      </w:r>
+    </w:p>
+    <w:p>
+      <w:pPr>
+        <w:spacing w:line="360" w:lineRule="auto"/>
+        <w:ind w:firstLine="709"/>
+        <w:jc w:val="both"/>
+      </w:pPr>
+      <w:r>
+        <w:rPr>
+          <w:rFonts w:ascii="Times New Roman" w:hAnsi="Times New Roman" w:cs="Times New Roman"/>
+          <w:sz w:val="28"/>
+          <w:szCs w:val="28"/>
+        </w:rPr>
+        <w:t xml:space="preserve">ограничение доступа участника и докладчика только собственными данными: заявками, организационными взносами, приглашениями, тезисами и бронированием гостиницы;</w:t>
+      </w:r>
+    </w:p>
+    <w:p>
+      <w:pPr>
+        <w:spacing w:line="360" w:lineRule="auto"/>
+        <w:ind w:firstLine="709"/>
+        <w:jc w:val="both"/>
+      </w:pPr>
+      <w:r>
+        <w:rPr>
+          <w:rFonts w:ascii="Times New Roman" w:hAnsi="Times New Roman" w:cs="Times New Roman"/>
+          <w:sz w:val="28"/>
+          <w:szCs w:val="28"/>
+        </w:rPr>
+        <w:t xml:space="preserve">предоставление справочника ролей и доступных им действий;</w:t>
+      </w:r>
+    </w:p>
+    <w:p>
+      <w:pPr>
+        <w:spacing w:line="360" w:lineRule="auto"/>
+        <w:ind w:firstLine="709"/>
+        <w:jc w:val="both"/>
+      </w:pPr>
+      <w:r>
+        <w:rPr>
+          <w:rFonts w:ascii="Times New Roman" w:hAnsi="Times New Roman" w:cs="Times New Roman"/>
+          <w:sz w:val="28"/>
+          <w:szCs w:val="28"/>
+        </w:rPr>
+        <w:t xml:space="preserve">отказ в выполнении операции при отсутствии входа в систему (код ответа 401) и при недостатке прав у роли (код ответа 403).</w:t>
+      </w:r>
+    </w:p>
+    <w:p>
+      <w:pPr>
+        <w:spacing w:line="360" w:lineRule="auto"/>
+        <w:ind w:firstLine="709"/>
+        <w:jc w:val="both"/>
+      </w:pPr>
+      <w:r>
+        <w:rPr>
+          <w:rFonts w:ascii="Times New Roman" w:hAnsi="Times New Roman" w:cs="Times New Roman"/>
+          <w:sz w:val="28"/>
+          <w:szCs w:val="28"/>
+        </w:rPr>
         <w:t xml:space="preserve">Первая версия программы имеет обозначение v0.1.0. Обозначение версии указывается в ответе служебного адреса GET /version, в машиночитаемом описании интерфейса прикладного программирования и совпадает с обозначением версии в репозитории проекта.</w:t>
       </w:r>
     </w:p>
@@ -2907,6 +3102,66 @@
           <w:szCs w:val="28"/>
         </w:rPr>
         <w:t xml:space="preserve">GET /health – проверка работоспособности программы;</w:t>
+      </w:r>
+    </w:p>
+    <w:p>
+      <w:pPr>
+        <w:spacing w:line="360" w:lineRule="auto"/>
+        <w:ind w:firstLine="709"/>
+        <w:jc w:val="both"/>
+      </w:pPr>
+      <w:r>
+        <w:rPr>
+          <w:rFonts w:ascii="Times New Roman" w:hAnsi="Times New Roman" w:cs="Times New Roman"/>
+          <w:sz w:val="28"/>
+          <w:szCs w:val="28"/>
+        </w:rPr>
+        <w:t xml:space="preserve">POST /api/v1/auth/login – вход в систему: проверка адреса электронной почты и пароля, создание сессии и установка cookie conference_session;</w:t>
+      </w:r>
+    </w:p>
+    <w:p>
+      <w:pPr>
+        <w:spacing w:line="360" w:lineRule="auto"/>
+        <w:ind w:firstLine="709"/>
+        <w:jc w:val="both"/>
+      </w:pPr>
+      <w:r>
+        <w:rPr>
+          <w:rFonts w:ascii="Times New Roman" w:hAnsi="Times New Roman" w:cs="Times New Roman"/>
+          <w:sz w:val="28"/>
+          <w:szCs w:val="28"/>
+        </w:rPr>
+        <w:t xml:space="preserve">POST /api/v1/auth/logout – выход из системы: завершение сессии и очистка cookie;</w:t>
+      </w:r>
+    </w:p>
+    <w:p>
+      <w:pPr>
+        <w:spacing w:line="360" w:lineRule="auto"/>
+        <w:ind w:firstLine="709"/>
+        <w:jc w:val="both"/>
+      </w:pPr>
+      <w:r>
+        <w:rPr>
+          <w:rFonts w:ascii="Times New Roman" w:hAnsi="Times New Roman" w:cs="Times New Roman"/>
+          <w:sz w:val="28"/>
+          <w:szCs w:val="28"/>
+        </w:rPr>
+        <w:t xml:space="preserve">GET /api/v1/auth/me – сведения о текущем пользователе и его роли;</w:t>
+      </w:r>
+    </w:p>
+    <w:p>
+      <w:pPr>
+        <w:spacing w:line="360" w:lineRule="auto"/>
+        <w:ind w:firstLine="709"/>
+        <w:jc w:val="both"/>
+      </w:pPr>
+      <w:r>
+        <w:rPr>
+          <w:rFonts w:ascii="Times New Roman" w:hAnsi="Times New Roman" w:cs="Times New Roman"/>
+          <w:sz w:val="28"/>
+          <w:szCs w:val="28"/>
+        </w:rPr>
+        <w:t xml:space="preserve">GET /api/v1/auth/roles – справочник ролей и доступных каждой роли действий;</w:t>
       </w:r>
     </w:p>
     <w:p>
@@ -3675,7 +3930,22 @@
           <w:sz w:val="28"/>
           <w:szCs w:val="28"/>
         </w:rPr>
-        <w:t xml:space="preserve">Программа должна обеспечивать хранение данных в реляционной базе данных. Структура хранения должна включать девять взаимосвязанных таблиц:</w:t>
+        <w:t xml:space="preserve">Отсутствие входа в систему должно сопровождаться кодом ответа 401 с признаком unauthorized, недостаток прав у роли – кодом ответа 403 с признаком forbidden и указанием роли и требуемого права. Для служебных адресов проверки работоспособности, справочника ролей и операции входа проверка прав не применяется.</w:t>
+      </w:r>
+    </w:p>
+    <w:p>
+      <w:pPr>
+        <w:spacing w:line="360" w:lineRule="auto"/>
+        <w:ind w:firstLine="709"/>
+        <w:jc w:val="both"/>
+      </w:pPr>
+      <w:r>
+        <w:rPr>
+          <w:rFonts w:ascii="Times New Roman" w:hAnsi="Times New Roman" w:cs="Times New Roman"/>
+          <w:sz w:val="28"/>
+          <w:szCs w:val="28"/>
+        </w:rPr>
+        <w:t xml:space="preserve">Программа должна обеспечивать хранение данных в реляционной базе данных. Структура хранения должна включать одиннадцать взаимосвязанных таблиц:</w:t>
       </w:r>
     </w:p>
     <w:p>
@@ -3811,6 +4081,36 @@
           <w:szCs w:val="28"/>
         </w:rPr>
         <w:t xml:space="preserve">audit_log – журнал действий: сущность, идентификатор записи, действие, детали, время выполнения.</w:t>
+      </w:r>
+    </w:p>
+    <w:p>
+      <w:pPr>
+        <w:spacing w:line="360" w:lineRule="auto"/>
+        <w:ind w:firstLine="709"/>
+        <w:jc w:val="both"/>
+      </w:pPr>
+      <w:r>
+        <w:rPr>
+          <w:rFonts w:ascii="Times New Roman" w:hAnsi="Times New Roman" w:cs="Times New Roman"/>
+          <w:sz w:val="28"/>
+          <w:szCs w:val="28"/>
+        </w:rPr>
+        <w:t xml:space="preserve">users – учётные записи: адрес электронной почты (уникальный), фамилия, имя и отчество, роль, хеш пароля, связанная запись участника, признак активности, время создания и время последнего входа;</w:t>
+      </w:r>
+    </w:p>
+    <w:p>
+      <w:pPr>
+        <w:spacing w:line="360" w:lineRule="auto"/>
+        <w:ind w:firstLine="709"/>
+        <w:jc w:val="both"/>
+      </w:pPr>
+      <w:r>
+        <w:rPr>
+          <w:rFonts w:ascii="Times New Roman" w:hAnsi="Times New Roman" w:cs="Times New Roman"/>
+          <w:sz w:val="28"/>
+          <w:szCs w:val="28"/>
+        </w:rPr>
+        <w:t xml:space="preserve">sessions – сессии входа: идентификатор сессии, пользователь, наименование среды эксплуатации, время создания и срок действия;</w:t>
       </w:r>
     </w:p>
     <w:p>
@@ -4089,6 +4389,51 @@
           <w:szCs w:val="28"/>
         </w:rPr>
         <w:t xml:space="preserve">Программа должна обеспечивать контроль целостности данных на уровне базы данных посредством внешних ключей, ограничений уникальности и проверочных ограничений, перечисленных в подразделе 4.1.2.</w:t>
+      </w:r>
+    </w:p>
+    <w:p>
+      <w:pPr>
+        <w:spacing w:line="360" w:lineRule="auto"/>
+        <w:ind w:firstLine="709"/>
+        <w:jc w:val="both"/>
+      </w:pPr>
+      <w:r>
+        <w:rPr>
+          <w:rFonts w:ascii="Times New Roman" w:hAnsi="Times New Roman" w:cs="Times New Roman"/>
+          <w:sz w:val="28"/>
+          <w:szCs w:val="28"/>
+        </w:rPr>
+        <w:t xml:space="preserve">Пароли пользователей должны храниться исключительно в виде хеша, вычисленного стойким алгоритмом (PBKDF2-HMAC-SHA256, не менее 200 000 итераций) со случайной солью для каждой учётной записи. Открытый пароль не подлежит сохранению в базе данных, выводу в журналы и возврату в ответах интерфейса прикладного программирования.</w:t>
+      </w:r>
+    </w:p>
+    <w:p>
+      <w:pPr>
+        <w:spacing w:line="360" w:lineRule="auto"/>
+        <w:ind w:firstLine="709"/>
+        <w:jc w:val="both"/>
+      </w:pPr>
+      <w:r>
+        <w:rPr>
+          <w:rFonts w:ascii="Times New Roman" w:hAnsi="Times New Roman" w:cs="Times New Roman"/>
+          <w:sz w:val="28"/>
+          <w:szCs w:val="28"/>
+        </w:rPr>
+        <w:t xml:space="preserve">Сессия входа должна иметь ограниченный срок действия (по умолчанию 12 часов) и прекращаться при выходе пользователя из системы. Идентификатор сессии передаётся в cookie conference_session с признаками HttpOnly и SameSite; при эксплуатации во внешней сети передача допускается только по защищённому соединению с использованием протокола TLS.</w:t>
+      </w:r>
+    </w:p>
+    <w:p>
+      <w:pPr>
+        <w:spacing w:line="360" w:lineRule="auto"/>
+        <w:ind w:firstLine="709"/>
+        <w:jc w:val="both"/>
+      </w:pPr>
+      <w:r>
+        <w:rPr>
+          <w:rFonts w:ascii="Times New Roman" w:hAnsi="Times New Roman" w:cs="Times New Roman"/>
+          <w:sz w:val="28"/>
+          <w:szCs w:val="28"/>
+        </w:rPr>
+        <w:t xml:space="preserve">Операции, изменяющие данные, должны выполняться только после проверки роли пользователя. Участник и докладчик работают исключительно со своими заявками, взносами, приглашениями, тезисами и бронированием гостиницы; доступ к чужим данным должен быть отклонён с кодом ответа 403.</w:t>
       </w:r>
     </w:p>
     <w:p>

--- a/docs/ТЗ_Конференция_ГОСТ_19.201-78.docx
+++ b/docs/ТЗ_Конференция_ГОСТ_19.201-78.docx
@@ -2199,7 +2199,7 @@
           <w:sz w:val="28"/>
           <w:szCs w:val="28"/>
         </w:rPr>
-        <w:t xml:space="preserve">Программа должна обеспечивать одновременную работу нескольких пользователей с разными ролями, при этом состав доступных действий определяется ролью пользователя.</w:t>
+        <w:t xml:space="preserve">Программа должна обеспечивать одновременную работу нескольких пользователей, при этом состав доступных действий определяется правами учётной записи. В поставляемой конфигурации создаётся одна учётная запись — организатор (администратор) с полным набором прав; механизм прав допускает добавление других учётных записей без изменения кода программы.</w:t>
       </w:r>
     </w:p>
     <w:p>
@@ -2336,7 +2336,7 @@
           <w:sz w:val="28"/>
           <w:szCs w:val="28"/>
         </w:rPr>
-        <w:t xml:space="preserve">Программа должна обеспечивать разграничение доступа по ролям. Каждой учётной записи назначается одна из четырёх ролей, определяющая доступные действия.</w:t>
+        <w:t xml:space="preserve">Программа должна обеспечивать разграничение доступа: учётной записи назначается набор разрешённых действий, который проверяется при каждом запросе. В поставляемой конфигурации используется одна учётная запись организатора (администратора) с полным набором прав.</w:t>
       </w:r>
     </w:p>
     <w:p>
@@ -2756,7 +2756,7 @@
           <w:sz w:val="28"/>
           <w:szCs w:val="28"/>
         </w:rPr>
-        <w:t xml:space="preserve">разграничение доступа к функциям программы в соответствии с ролью пользователя;</w:t>
+        <w:t xml:space="preserve">разграничение доступа к функциям программы в соответствии с правами учётной записи;</w:t>
       </w:r>
     </w:p>
     <w:p>
@@ -2786,22 +2786,22 @@
           <w:sz w:val="28"/>
           <w:szCs w:val="28"/>
         </w:rPr>
-        <w:t xml:space="preserve">предоставление справочника ролей и доступных им действий;</w:t>
-      </w:r>
-    </w:p>
-    <w:p>
-      <w:pPr>
-        <w:spacing w:line="360" w:lineRule="auto"/>
-        <w:ind w:firstLine="709"/>
-        <w:jc w:val="both"/>
-      </w:pPr>
-      <w:r>
-        <w:rPr>
-          <w:rFonts w:ascii="Times New Roman" w:hAnsi="Times New Roman" w:cs="Times New Roman"/>
-          <w:sz w:val="28"/>
-          <w:szCs w:val="28"/>
-        </w:rPr>
-        <w:t xml:space="preserve">отказ в выполнении операции при отсутствии входа в систему (код ответа 401) и при недостатке прав у роли (код ответа 403).</w:t>
+        <w:t xml:space="preserve">предоставление справочника учётных записей и доступных им действий;</w:t>
+      </w:r>
+    </w:p>
+    <w:p>
+      <w:pPr>
+        <w:spacing w:line="360" w:lineRule="auto"/>
+        <w:ind w:firstLine="709"/>
+        <w:jc w:val="both"/>
+      </w:pPr>
+      <w:r>
+        <w:rPr>
+          <w:rFonts w:ascii="Times New Roman" w:hAnsi="Times New Roman" w:cs="Times New Roman"/>
+          <w:sz w:val="28"/>
+          <w:szCs w:val="28"/>
+        </w:rPr>
+        <w:t xml:space="preserve">отказ в выполнении операции при отсутствии входа в систему (код ответа 401) и при недостатке прав (код ответа 403).</w:t>
       </w:r>
     </w:p>
     <w:p>
@@ -3146,22 +3146,22 @@
           <w:sz w:val="28"/>
           <w:szCs w:val="28"/>
         </w:rPr>
-        <w:t xml:space="preserve">GET /api/v1/auth/me – сведения о текущем пользователе и его роли;</w:t>
-      </w:r>
-    </w:p>
-    <w:p>
-      <w:pPr>
-        <w:spacing w:line="360" w:lineRule="auto"/>
-        <w:ind w:firstLine="709"/>
-        <w:jc w:val="both"/>
-      </w:pPr>
-      <w:r>
-        <w:rPr>
-          <w:rFonts w:ascii="Times New Roman" w:hAnsi="Times New Roman" w:cs="Times New Roman"/>
-          <w:sz w:val="28"/>
-          <w:szCs w:val="28"/>
-        </w:rPr>
-        <w:t xml:space="preserve">GET /api/v1/auth/roles – справочник ролей и доступных каждой роли действий;</w:t>
+        <w:t xml:space="preserve">GET /api/v1/auth/me – сведения о текущем пользователе и его правах;</w:t>
+      </w:r>
+    </w:p>
+    <w:p>
+      <w:pPr>
+        <w:spacing w:line="360" w:lineRule="auto"/>
+        <w:ind w:firstLine="709"/>
+        <w:jc w:val="both"/>
+      </w:pPr>
+      <w:r>
+        <w:rPr>
+          <w:rFonts w:ascii="Times New Roman" w:hAnsi="Times New Roman" w:cs="Times New Roman"/>
+          <w:sz w:val="28"/>
+          <w:szCs w:val="28"/>
+        </w:rPr>
+        <w:t xml:space="preserve">GET /api/v1/auth/roles – справочник учётных записей и доступных им действий;</w:t>
       </w:r>
     </w:p>
     <w:p>
@@ -3582,6 +3582,21 @@
           <w:szCs w:val="28"/>
         </w:rPr>
         <w:t xml:space="preserve">GET /api/v1/reports/mailing-list/{id} – отчёт «список рассылки по организациям»: участники принятых заявок конференции, сгруппированные по организациям, с указанием числа участников и адресов электронной почты.</w:t>
+      </w:r>
+    </w:p>
+    <w:p>
+      <w:pPr>
+        <w:spacing w:line="360" w:lineRule="auto"/>
+        <w:ind w:firstLine="709"/>
+        <w:jc w:val="both"/>
+      </w:pPr>
+      <w:r>
+        <w:rPr>
+          <w:rFonts w:ascii="Times New Roman" w:hAnsi="Times New Roman" w:cs="Times New Roman"/>
+          <w:sz w:val="28"/>
+          <w:szCs w:val="28"/>
+        </w:rPr>
+        <w:t xml:space="preserve">GET /api/v1/reports/sections-load/{id} – отчёт «заполненность секций конференции»: по каждой секции вместимость, число поданных и принятых заявок, занятые и свободные места, процент заполненности и признак заполненности секции, а также итоги по конференции.</w:t>
       </w:r>
     </w:p>
     <w:p>
@@ -3930,7 +3945,7 @@
           <w:sz w:val="28"/>
           <w:szCs w:val="28"/>
         </w:rPr>
-        <w:t xml:space="preserve">Отсутствие входа в систему должно сопровождаться кодом ответа 401 с признаком unauthorized, недостаток прав у роли – кодом ответа 403 с признаком forbidden и указанием роли и требуемого права. Для служебных адресов проверки работоспособности, справочника ролей и операции входа проверка прав не применяется.</w:t>
+        <w:t xml:space="preserve">Отсутствие входа в систему должно сопровождаться кодом ответа 401 с признаком unauthorized, недостаток прав – кодом ответа 403 с признаком forbidden и указанием учётной записи и требуемого права. Для служебных адресов проверки работоспособности, справочника учётных записей и операции входа проверка прав не применяется.</w:t>
       </w:r>
     </w:p>
     <w:p>
@@ -4433,7 +4448,7 @@
           <w:sz w:val="28"/>
           <w:szCs w:val="28"/>
         </w:rPr>
-        <w:t xml:space="preserve">Операции, изменяющие данные, должны выполняться только после проверки роли пользователя. Участник и докладчик работают исключительно со своими заявками, взносами, приглашениями, тезисами и бронированием гостиницы; доступ к чужим данным должен быть отклонён с кодом ответа 403.</w:t>
+        <w:t xml:space="preserve">Операции, изменяющие данные, должны выполняться только после проверки прав учётной записи. Если учётная запись не наделена правом на просмотр всех данных, она работает исключительно со своими заявками, взносами, приглашениями, тезисами и бронированием гостиницы; доступ к чужим данным должен быть отклонён с кодом ответа 403.</w:t>
       </w:r>
     </w:p>
     <w:p>
@@ -4955,7 +4970,7 @@
           <w:sz w:val="28"/>
           <w:szCs w:val="28"/>
         </w:rPr>
-        <w:t xml:space="preserve">В программе должно быть предусмотрено разделение прав пользователей по ролям. Роли участников (слушатель, докладчик, организатор, рецензент) должны определять состав доступных действий: участник подаёт заявку и тезисы и просматривает свои данные; организатор управляет конференциями, секциями, заявками, взносами, приглашениями и бронями гостиницы; рецензент выполняет рецензирование тезисов.</w:t>
+        <w:t xml:space="preserve">В программе должно быть предусмотрено разделение прав пользователей. Состав доступных действий определяется правами учётной записи: организатор (администратор) управляет конференциями, секциями, заявками, взносами, приглашениями, бронями гостиницы, тезисами и отчётами. Категории участников (слушатель, докладчик, рецензент) являются характеристикой записи в реестре участников.</w:t>
       </w:r>
     </w:p>
     <w:p>
@@ -6038,7 +6053,7 @@
           <w:sz w:val="28"/>
           <w:szCs w:val="28"/>
         </w:rPr>
-        <w:t xml:space="preserve">автоматизированное тестирование средствами pytest (58 автоматических тестов);</w:t>
+        <w:t xml:space="preserve">автоматизированное тестирование средствами pytest (81 автоматический тест);</w:t>
       </w:r>
     </w:p>
     <w:p>
